--- a/experiments/kidney_cause/docs/immune_geo/免疫方向GEO_模型準確度報告.docx
+++ b/experiments/kidney_cause/docs/immune_geo/免疫方向GEO_模型準確度報告.docx
@@ -94,7 +94,7 @@
           <w:b w:val="0"/>
           <w:sz w:val="24"/>
         </w:rPr>
-        <w:t>在同一處理批次內，免疫性腎病與非免疫腎病在腎臟組織有可區分的分子訊號。ANCA 血管炎對非免疫腎病，免疫路徑模型 AUROC 0.773、全基因模型 0.927；紅斑性狼瘡腎炎對 FSGS，免疫路徑模型 0.938。三項任務皆通過修正一於計算前寫定的判定規則（B2 只有全基因模型通過），且在腎小管間質重現。</w:t>
+        <w:t>在同一處理批次內，免疫性腎病與非免疫腎病在腎臟組織有可區分的分子訊號。ANCA 血管炎對非免疫腎病，免疫路徑模型 AUROC 0.773、全基因模型 0.927；紅斑性狼瘡腎炎對 FSGS，免疫路徑模型 0.938。三項任務皆通過修正一的判定規則，且在腎小管間質重現。B1、B3 比的是「免疫對非免疫」（足細胞病變與糖尿病腎病變），不是「免疫對代謝」。</w:t>
       </w:r>
     </w:p>
     <w:p>
@@ -115,7 +115,7 @@
           <w:b w:val="0"/>
           <w:sz w:val="24"/>
         </w:rPr>
-        <w:t>唯一能直接比較「免疫對代謝」的是 ANCA 對糖尿病腎病變（22 對 7 例）：全基因模型 AUROC 0.852（95% CI 0.68–1.00），但免疫路徑模型只有 0.594，未達顯著。這表示事前選的六條免疫路徑不足以區分這兩種病，全基因模型的判別力主要來自路徑以外的基因。</w:t>
+        <w:t>唯一能直接比較「免疫對代謝」的是 ANCA 對糖尿病腎病變（22 對 7 例）：全基因模型 AUROC 0.852（95% CI 0.68–1.00），但免疫路徑模型只有 0.594，未達顯著。這表示事前選的六條免疫路徑不足以區分這兩種病，全基因模型的判別力主要來自路徑以外的基因。注意：修正一「任一模型成立即可」的規則，是在已知此全基因結果之後寫入的；原計畫對同一比較（T2）只檢定路徑模型，判定為不成立。因此本項屬事後分析，不是事前確認。</w:t>
       </w:r>
     </w:p>
     <w:p>
@@ -656,16 +656,17 @@
         <w:tblLook w:firstColumn="1" w:firstRow="1" w:lastColumn="0" w:lastRow="0" w:noHBand="0" w:noVBand="1" w:val="04A0"/>
       </w:tblPr>
       <w:tblGrid>
-        <w:gridCol w:w="907"/>
-        <w:gridCol w:w="907"/>
-        <w:gridCol w:w="907"/>
-        <w:gridCol w:w="907"/>
-        <w:gridCol w:w="907"/>
-        <w:gridCol w:w="907"/>
-        <w:gridCol w:w="907"/>
-        <w:gridCol w:w="907"/>
-        <w:gridCol w:w="907"/>
-        <w:gridCol w:w="907"/>
+        <w:gridCol w:w="825"/>
+        <w:gridCol w:w="825"/>
+        <w:gridCol w:w="825"/>
+        <w:gridCol w:w="825"/>
+        <w:gridCol w:w="825"/>
+        <w:gridCol w:w="825"/>
+        <w:gridCol w:w="825"/>
+        <w:gridCol w:w="825"/>
+        <w:gridCol w:w="825"/>
+        <w:gridCol w:w="825"/>
+        <w:gridCol w:w="825"/>
       </w:tblGrid>
       <w:tr>
         <w:trPr>
@@ -769,6 +770,26 @@
                 <w:sz w:val="20"/>
               </w:rPr>
               <w:t>準確率</w:t>
+            </w:r>
+          </w:p>
+        </w:tc>
+        <w:tc>
+          <w:tcPr>
+            <w:tcW w:type="auto" w:w="0"/>
+            <w:shd w:val="clear" w:color="auto" w:fill="D9D9D9"/>
+          </w:tcPr>
+          <w:p>
+            <w:pPr>
+              <w:keepNext/>
+              <w:spacing w:after="0" w:line="240" w:lineRule="auto"/>
+            </w:pPr>
+            <w:r>
+              <w:rPr>
+                <w:rFonts w:ascii="Times New Roman" w:hAnsi="Times New Roman" w:cs="Times New Roman" w:eastAsia="標楷體"/>
+                <w:b/>
+                <w:sz w:val="20"/>
+              </w:rPr>
+              <w:t>全猜多數類</w:t>
             </w:r>
           </w:p>
         </w:tc>
@@ -987,6 +1008,25 @@
                 <w:b w:val="0"/>
                 <w:sz w:val="20"/>
               </w:rPr>
+              <w:t>56.0%</w:t>
+            </w:r>
+          </w:p>
+        </w:tc>
+        <w:tc>
+          <w:tcPr>
+            <w:tcW w:type="auto" w:w="0"/>
+          </w:tcPr>
+          <w:p>
+            <w:pPr>
+              <w:keepNext/>
+              <w:spacing w:after="0" w:line="240" w:lineRule="auto"/>
+            </w:pPr>
+            <w:r>
+              <w:rPr>
+                <w:rFonts w:ascii="Times New Roman" w:hAnsi="Times New Roman" w:cs="Times New Roman" w:eastAsia="標楷體"/>
+                <w:b w:val="0"/>
+                <w:sz w:val="20"/>
+              </w:rPr>
               <w:t>68.0%</w:t>
             </w:r>
           </w:p>
@@ -1164,6 +1204,25 @@
                 <w:sz w:val="20"/>
               </w:rPr>
               <w:t>86.0%</w:t>
+            </w:r>
+          </w:p>
+        </w:tc>
+        <w:tc>
+          <w:tcPr>
+            <w:tcW w:type="auto" w:w="0"/>
+          </w:tcPr>
+          <w:p>
+            <w:pPr>
+              <w:keepNext/>
+              <w:spacing w:after="0" w:line="240" w:lineRule="auto"/>
+            </w:pPr>
+            <w:r>
+              <w:rPr>
+                <w:rFonts w:ascii="Times New Roman" w:hAnsi="Times New Roman" w:cs="Times New Roman" w:eastAsia="標楷體"/>
+                <w:b w:val="0"/>
+                <w:sz w:val="20"/>
+              </w:rPr>
+              <w:t>56.0%</w:t>
             </w:r>
           </w:p>
         </w:tc>
@@ -1377,6 +1436,25 @@
                 <w:b w:val="0"/>
                 <w:sz w:val="20"/>
               </w:rPr>
+              <w:t>75.9%</w:t>
+            </w:r>
+          </w:p>
+        </w:tc>
+        <w:tc>
+          <w:tcPr>
+            <w:tcW w:type="auto" w:w="0"/>
+          </w:tcPr>
+          <w:p>
+            <w:pPr>
+              <w:keepNext/>
+              <w:spacing w:after="0" w:line="240" w:lineRule="auto"/>
+            </w:pPr>
+            <w:r>
+              <w:rPr>
+                <w:rFonts w:ascii="Times New Roman" w:hAnsi="Times New Roman" w:cs="Times New Roman" w:eastAsia="標楷體"/>
+                <w:b w:val="0"/>
+                <w:sz w:val="20"/>
+              </w:rPr>
               <w:t>46.4%</w:t>
             </w:r>
           </w:p>
@@ -1554,6 +1632,25 @@
                 <w:sz w:val="20"/>
               </w:rPr>
               <w:t>89.7%</w:t>
+            </w:r>
+          </w:p>
+        </w:tc>
+        <w:tc>
+          <w:tcPr>
+            <w:tcW w:type="auto" w:w="0"/>
+          </w:tcPr>
+          <w:p>
+            <w:pPr>
+              <w:keepNext/>
+              <w:spacing w:after="0" w:line="240" w:lineRule="auto"/>
+            </w:pPr>
+            <w:r>
+              <w:rPr>
+                <w:rFonts w:ascii="Times New Roman" w:hAnsi="Times New Roman" w:cs="Times New Roman" w:eastAsia="標楷體"/>
+                <w:b w:val="0"/>
+                <w:sz w:val="20"/>
+              </w:rPr>
+              <w:t>75.9%</w:t>
             </w:r>
           </w:p>
         </w:tc>
@@ -1767,6 +1864,25 @@
                 <w:b w:val="0"/>
                 <w:sz w:val="20"/>
               </w:rPr>
+              <w:t>80.0%</w:t>
+            </w:r>
+          </w:p>
+        </w:tc>
+        <w:tc>
+          <w:tcPr>
+            <w:tcW w:type="auto" w:w="0"/>
+          </w:tcPr>
+          <w:p>
+            <w:pPr>
+              <w:keepNext/>
+              <w:spacing w:after="0" w:line="240" w:lineRule="auto"/>
+            </w:pPr>
+            <w:r>
+              <w:rPr>
+                <w:rFonts w:ascii="Times New Roman" w:hAnsi="Times New Roman" w:cs="Times New Roman" w:eastAsia="標楷體"/>
+                <w:b w:val="0"/>
+                <w:sz w:val="20"/>
+              </w:rPr>
               <w:t>85.9%</w:t>
             </w:r>
           </w:p>
@@ -1962,6 +2078,25 @@
                 <w:b w:val="0"/>
                 <w:sz w:val="20"/>
               </w:rPr>
+              <w:t>80.0%</w:t>
+            </w:r>
+          </w:p>
+        </w:tc>
+        <w:tc>
+          <w:tcPr>
+            <w:tcW w:type="auto" w:w="0"/>
+          </w:tcPr>
+          <w:p>
+            <w:pPr>
+              <w:keepNext w:val="0"/>
+              <w:spacing w:after="0" w:line="240" w:lineRule="auto"/>
+            </w:pPr>
+            <w:r>
+              <w:rPr>
+                <w:rFonts w:ascii="Times New Roman" w:hAnsi="Times New Roman" w:cs="Times New Roman" w:eastAsia="標楷體"/>
+                <w:b w:val="0"/>
+                <w:sz w:val="20"/>
+              </w:rPr>
               <w:t>64.1%</w:t>
             </w:r>
           </w:p>
@@ -2059,7 +2194,7 @@
           <w:b w:val="0"/>
           <w:sz w:val="24"/>
         </w:rPr>
-        <w:t>註：95% CI 與準確率、敏感度、特異度、Brier 取第一次重複之折外預測；置換檢定打亂標籤 1,000 次，兩種模型以 Bonferroni 校正（p &lt; 0.025 為顯著）。</w:t>
+        <w:t>註：95% CI 與準確率、敏感度、特異度、Brier 取第一次重複之折外預測；置換檢定打亂標籤 1,000 次，兩種模型以 Bonferroni 校正（p &lt; 0.025 為顯著）。樣本不平衡時準確率會被多數類撐高（例如 B3 全猜狼瘡即有 80%），請以平衡準確率與 AUROC 判讀。95% CI 只取一次重複、不含模型重新訓練的變異，會偏窄。</w:t>
       </w:r>
     </w:p>
     <w:p>
@@ -2124,12 +2259,13 @@
         <w:tblLook w:firstColumn="1" w:firstRow="1" w:lastColumn="0" w:lastRow="0" w:noHBand="0" w:noVBand="1" w:val="04A0"/>
       </w:tblPr>
       <w:tblGrid>
-        <w:gridCol w:w="1512"/>
-        <w:gridCol w:w="1512"/>
-        <w:gridCol w:w="1512"/>
-        <w:gridCol w:w="1512"/>
-        <w:gridCol w:w="1512"/>
-        <w:gridCol w:w="1512"/>
+        <w:gridCol w:w="1296"/>
+        <w:gridCol w:w="1296"/>
+        <w:gridCol w:w="1296"/>
+        <w:gridCol w:w="1296"/>
+        <w:gridCol w:w="1296"/>
+        <w:gridCol w:w="1296"/>
+        <w:gridCol w:w="1296"/>
       </w:tblGrid>
       <w:tr>
         <w:trPr>
@@ -2212,6 +2348,26 @@
                 <w:b/>
                 <w:sz w:val="20"/>
               </w:rPr>
+              <w:t>全猜最多類</w:t>
+            </w:r>
+          </w:p>
+        </w:tc>
+        <w:tc>
+          <w:tcPr>
+            <w:tcW w:type="auto" w:w="0"/>
+            <w:shd w:val="clear" w:color="auto" w:fill="D9D9D9"/>
+          </w:tcPr>
+          <w:p>
+            <w:pPr>
+              <w:keepNext/>
+              <w:spacing w:after="0" w:line="240" w:lineRule="auto"/>
+            </w:pPr>
+            <w:r>
+              <w:rPr>
+                <w:rFonts w:ascii="Times New Roman" w:hAnsi="Times New Roman" w:cs="Times New Roman" w:eastAsia="標楷體"/>
+                <w:b/>
+                <w:sz w:val="20"/>
+              </w:rPr>
               <w:t>平衡準確率</w:t>
             </w:r>
           </w:p>
@@ -2252,7 +2408,7 @@
                 <w:b/>
                 <w:sz w:val="20"/>
               </w:rPr>
-              <w:t>全猜最多類之準確率</w:t>
+              <w:t>全猜最多兩類</w:t>
             </w:r>
           </w:p>
         </w:tc>
@@ -2333,6 +2489,25 @@
                 <w:b w:val="0"/>
                 <w:sz w:val="20"/>
               </w:rPr>
+              <w:t>44.0%</w:t>
+            </w:r>
+          </w:p>
+        </w:tc>
+        <w:tc>
+          <w:tcPr>
+            <w:tcW w:type="auto" w:w="0"/>
+          </w:tcPr>
+          <w:p>
+            <w:pPr>
+              <w:keepNext/>
+              <w:spacing w:after="0" w:line="240" w:lineRule="auto"/>
+            </w:pPr>
+            <w:r>
+              <w:rPr>
+                <w:rFonts w:ascii="Times New Roman" w:hAnsi="Times New Roman" w:cs="Times New Roman" w:eastAsia="標楷體"/>
+                <w:b w:val="0"/>
+                <w:sz w:val="20"/>
+              </w:rPr>
               <w:t>50.5%</w:t>
             </w:r>
           </w:p>
@@ -2371,7 +2546,7 @@
                 <w:b w:val="0"/>
                 <w:sz w:val="20"/>
               </w:rPr>
-              <w:t>44.0%</w:t>
+              <w:t>76.0%</w:t>
             </w:r>
           </w:p>
         </w:tc>
@@ -2452,6 +2627,25 @@
                 <w:b w:val="0"/>
                 <w:sz w:val="20"/>
               </w:rPr>
+              <w:t>44.0%</w:t>
+            </w:r>
+          </w:p>
+        </w:tc>
+        <w:tc>
+          <w:tcPr>
+            <w:tcW w:type="auto" w:w="0"/>
+          </w:tcPr>
+          <w:p>
+            <w:pPr>
+              <w:keepNext/>
+              <w:spacing w:after="0" w:line="240" w:lineRule="auto"/>
+            </w:pPr>
+            <w:r>
+              <w:rPr>
+                <w:rFonts w:ascii="Times New Roman" w:hAnsi="Times New Roman" w:cs="Times New Roman" w:eastAsia="標楷體"/>
+                <w:b w:val="0"/>
+                <w:sz w:val="20"/>
+              </w:rPr>
               <w:t>58.3%</w:t>
             </w:r>
           </w:p>
@@ -2490,7 +2684,7 @@
                 <w:b w:val="0"/>
                 <w:sz w:val="20"/>
               </w:rPr>
-              <w:t>44.0%</w:t>
+              <w:t>76.0%</w:t>
             </w:r>
           </w:p>
         </w:tc>
@@ -2571,6 +2765,25 @@
                 <w:b w:val="0"/>
                 <w:sz w:val="20"/>
               </w:rPr>
+              <w:t>52.5%</w:t>
+            </w:r>
+          </w:p>
+        </w:tc>
+        <w:tc>
+          <w:tcPr>
+            <w:tcW w:type="auto" w:w="0"/>
+          </w:tcPr>
+          <w:p>
+            <w:pPr>
+              <w:keepNext/>
+              <w:spacing w:after="0" w:line="240" w:lineRule="auto"/>
+            </w:pPr>
+            <w:r>
+              <w:rPr>
+                <w:rFonts w:ascii="Times New Roman" w:hAnsi="Times New Roman" w:cs="Times New Roman" w:eastAsia="標楷體"/>
+                <w:b w:val="0"/>
+                <w:sz w:val="20"/>
+              </w:rPr>
               <w:t>63.2%</w:t>
             </w:r>
           </w:p>
@@ -2609,7 +2822,7 @@
                 <w:b w:val="0"/>
                 <w:sz w:val="20"/>
               </w:rPr>
-              <w:t>52.5%</w:t>
+              <w:t>86.9%</w:t>
             </w:r>
           </w:p>
         </w:tc>
@@ -2690,6 +2903,25 @@
                 <w:b w:val="0"/>
                 <w:sz w:val="20"/>
               </w:rPr>
+              <w:t>52.5%</w:t>
+            </w:r>
+          </w:p>
+        </w:tc>
+        <w:tc>
+          <w:tcPr>
+            <w:tcW w:type="auto" w:w="0"/>
+          </w:tcPr>
+          <w:p>
+            <w:pPr>
+              <w:keepNext w:val="0"/>
+              <w:spacing w:after="0" w:line="240" w:lineRule="auto"/>
+            </w:pPr>
+            <w:r>
+              <w:rPr>
+                <w:rFonts w:ascii="Times New Roman" w:hAnsi="Times New Roman" w:cs="Times New Roman" w:eastAsia="標楷體"/>
+                <w:b w:val="0"/>
+                <w:sz w:val="20"/>
+              </w:rPr>
               <w:t>70.1%</w:t>
             </w:r>
           </w:p>
@@ -2728,7 +2960,7 @@
                 <w:b w:val="0"/>
                 <w:sz w:val="20"/>
               </w:rPr>
-              <w:t>52.5%</w:t>
+              <w:t>86.9%</w:t>
             </w:r>
           </w:p>
         </w:tc>
@@ -3649,7 +3881,7 @@
           <w:b w:val="0"/>
           <w:sz w:val="24"/>
         </w:rPr>
-        <w:t>多類別的主要錯誤是樣本少的類別（H7 的 DN 7 例、H5 的 FSGS 8 例）常被歸到大類；前二名命中率高於八成，適合作為「列出候選病因」而非「單一判定」。</w:t>
+        <w:t>多類別的錯誤集中在樣本少的類別：路徑模型在第一次重複把 H7 的 7 例糖尿病腎病變、H5 的 8 例 FSGS 全部判錯，全基因模型也只對 2 例。類別只有三、四個時前二名命中率的基準本來就高（見「全猜最多兩類」），不宜單獨引用。目前的模型能把樣本多的免疫病（ANCA、狼瘡腎炎、膜性腎病變）認出來，還不能可靠地回推少數類的病因。</w:t>
       </w:r>
     </w:p>
     <w:p>
@@ -4699,7 +4931,7 @@
           <w:b w:val="0"/>
           <w:sz w:val="24"/>
         </w:rPr>
-        <w:t>GEO 樣本來源名稱中的 H 代碼是處理批次。GPL24120 平台上，糖尿病腎病變全在 H1、高血壓腎病變全在 H2、IgA 腎病變全在 H4、狼瘡腎炎在 H5。事前計畫只注意到兩個晶片平台的混淆，漏看了批次，因此原定任務比較的其實是批次。徵兆是全基因模型 AUROC 遠低於 0.5：交叉驗證 0.246、保留測試集 0.013，訓練集卻幾乎全對，屬於記憶批次。原計畫判定「回推成立」為否，「免疫路徑專屬」雖為是，但同樣無法解讀。平台陰性對照 AUROC 0.015 被判為通過，是因為門檻只看信賴區間上界；AUROC 遠低於 0.5 同樣代表兩平台可完全分開，平台校正實際上失敗。原結果檔照原樣保留，未刪改。</w:t>
+        <w:t>GEO 樣本來源名稱中的 H 代碼是處理批次。GPL24120 平台上，糖尿病腎病變全在 H1、高血壓腎病變全在 H2、IgA 腎病變全在 H4、狼瘡腎炎在 H5。事前計畫只注意到兩個晶片平台的混淆，漏看了批次，因此原定任務比較的其實是批次。GEO 的資料處理說明另寫明，各批次分別以 RMA 正規化後合併，再以 ComBat 做批次校正。批次與疾病完全重疊時，ComBat 移除批次平均也會一併移除大部分疾病平均差（此為依資料型態的推論，存放者的 ComBat 設定無法取得）。徵兆是全基因模型 AUROC 遠低於 0.5：交叉驗證 0.246、保留測試集 0.013，訓練集卻幾乎全對，屬於記憶批次。原計畫判定「回推成立」為否，「免疫路徑專屬」雖為是，但同樣無法解讀。平台陰性對照 AUROC 0.015 被判為通過，是因為門檻只看信賴區間上界；AUROC 遠低於 0.5 同樣代表兩平台可完全分開，平台校正實際上失敗。原結果檔照原樣保留，未刪改。</w:t>
       </w:r>
     </w:p>
     <w:p>
@@ -4776,7 +5008,7 @@
           <w:b w:val="0"/>
           <w:sz w:val="24"/>
         </w:rPr>
-        <w:t>沒有獨立的外部資料集；同批次內仍可能存在未記錄的處理差異。</w:t>
+        <w:t>沒有獨立的外部資料集；同批次內仍可能存在未記錄的處理差異。各路徑單獨的 AUROC 未經交叉驗證與多重比較校正，只作描述。</w:t>
       </w:r>
     </w:p>
     <w:p>
@@ -4823,6 +5055,27 @@
     </w:p>
     <w:p>
       <w:pPr>
+        <w:spacing w:after="60"/>
+        <w:ind w:left="510" w:hanging="340"/>
+      </w:pPr>
+      <w:r>
+        <w:rPr>
+          <w:rFonts w:ascii="Times New Roman" w:hAnsi="Times New Roman" w:cs="Times New Roman" w:eastAsia="標楷體"/>
+          <w:sz w:val="24"/>
+        </w:rPr>
+        <w:t xml:space="preserve">6. </w:t>
+      </w:r>
+      <w:r>
+        <w:rPr>
+          <w:rFonts w:ascii="Times New Roman" w:hAnsi="Times New Roman" w:cs="Times New Roman" w:eastAsia="標楷體"/>
+          <w:b w:val="0"/>
+          <w:sz w:val="24"/>
+        </w:rPr>
+        <w:t>一筆中繼資料互相矛盾：GSM2810968 標題為 H5-Tub-MGN303（膜性腎病），診斷欄為紅斑性狼瘡；程式依診斷欄歸為狼瘡，只影響腎小管間質重現的一例。</w:t>
+      </w:r>
+    </w:p>
+    <w:p>
+      <w:pPr>
         <w:keepNext/>
         <w:spacing w:before="360" w:after="120"/>
       </w:pPr>
@@ -4845,7 +5098,7 @@
           <w:b w:val="0"/>
           <w:sz w:val="24"/>
         </w:rPr>
-        <w:t xml:space="preserve">另一工作階段以自行撰寫的程式重算關鍵數字並檢查資料洩漏，報告見 </w:t>
+        <w:t xml:space="preserve">另一工作階段以自行撰寫、不引用主程式的程式，從原始 GEO 檔重新解析與建模，重算事前計畫版 30 餘項數字與修正一全部二元任務、多類別混淆矩陣，與結果檔全部一致；置換檢定、隨機基因集與 bootstrap 信賴區間只審查演算法、未獨立重算。稽核另指出：批次與 ComBat 問題（第六節）；平台陰性對照若改成只用訓練折校正，AUROC 約 0.8，同樣不通過；B2 判定規則於已知結果後訂定（第一節）；準確率須對照多數類基準。全文見 </w:t>
       </w:r>
       <w:r>
         <w:rPr>
@@ -4861,7 +5114,7 @@
           <w:b w:val="0"/>
           <w:sz w:val="24"/>
         </w:rPr>
-        <w:t>。</w:t>
+        <w:t>。稽核建議、本報告尚未執行的同批次比較：代謝方向本身（H7 糖尿病腎病變對 FSGS／MCD；H1 糖尿病腎病變對 MCD／薄基底膜病），以及 H5 狼瘡腎炎對膜性腎病變。若要做，須先提交修正二再執行。</w:t>
       </w:r>
     </w:p>
     <w:p>

--- a/experiments/kidney_cause/docs/immune_geo/免疫方向GEO_模型準確度報告.docx
+++ b/experiments/kidney_cause/docs/immune_geo/免疫方向GEO_模型準確度報告.docx
@@ -171,6 +171,27 @@
           <w:sz w:val="24"/>
         </w:rPr>
         <w:t xml:space="preserve">5. </w:t>
+      </w:r>
+      <w:r>
+        <w:rPr>
+          <w:rFonts w:ascii="Times New Roman" w:hAnsi="Times New Roman" w:cs="Times New Roman" w:eastAsia="標楷體"/>
+          <w:b w:val="0"/>
+          <w:sz w:val="24"/>
+        </w:rPr>
+        <w:t>事後修正二補上代謝方向本身與狼瘡腎炎對膜性腎病變（第六節）：糖尿病腎病變對既非免疫也非代謝的腎病未達判定（每批只有 5–7 例），狼瘡腎炎對膜性腎病變可以區分，干擾素路徑單獨 AUROC 0.958。</w:t>
+      </w:r>
+    </w:p>
+    <w:p>
+      <w:pPr>
+        <w:spacing w:after="60"/>
+        <w:ind w:left="510" w:hanging="340"/>
+      </w:pPr>
+      <w:r>
+        <w:rPr>
+          <w:rFonts w:ascii="Times New Roman" w:hAnsi="Times New Roman" w:cs="Times New Roman" w:eastAsia="標楷體"/>
+          <w:sz w:val="24"/>
+        </w:rPr>
+        <w:t xml:space="preserve">6. </w:t>
       </w:r>
       <w:r>
         <w:rPr>
@@ -4918,7 +4939,1660 @@
           <w:b/>
           <w:sz w:val="32"/>
         </w:rPr>
-        <w:t>六、事前計畫為何失效（照實報告）</w:t>
+        <w:t>六、事後修正二：免疫／代謝／兩者皆非三方向並列</w:t>
+      </w:r>
+    </w:p>
+    <w:p>
+      <w:pPr>
+        <w:jc w:val="both"/>
+      </w:pPr>
+      <w:r>
+        <w:rPr>
+          <w:rFonts w:ascii="Times New Roman" w:hAnsi="Times New Roman" w:cs="Times New Roman" w:eastAsia="標楷體"/>
+          <w:b w:val="0"/>
+          <w:sz w:val="24"/>
+        </w:rPr>
+        <w:t>本節是</w:t>
+      </w:r>
+      <w:r>
+        <w:rPr>
+          <w:rFonts w:ascii="Times New Roman" w:hAnsi="Times New Roman" w:cs="Times New Roman" w:eastAsia="標楷體"/>
+          <w:b/>
+          <w:sz w:val="24"/>
+        </w:rPr>
+        <w:t>事後修正二</w:t>
+      </w:r>
+      <w:r>
+        <w:rPr>
+          <w:rFonts w:ascii="Times New Roman" w:hAnsi="Times New Roman" w:cs="Times New Roman" w:eastAsia="標楷體"/>
+          <w:b w:val="0"/>
+          <w:sz w:val="24"/>
+        </w:rPr>
+        <w:t>。動機來自獨立稽核（</w:t>
+      </w:r>
+      <w:r>
+        <w:rPr>
+          <w:rFonts w:ascii="Consolas" w:hAnsi="Consolas" w:cs="Consolas" w:eastAsia="細明體"/>
+          <w:b w:val="0"/>
+          <w:sz w:val="24"/>
+        </w:rPr>
+        <w:t>results/immune_geo_audit.md</w:t>
+      </w:r>
+      <w:r>
+        <w:rPr>
+          <w:rFonts w:ascii="Times New Roman" w:hAnsi="Times New Roman" w:cs="Times New Roman" w:eastAsia="標楷體"/>
+          <w:b w:val="0"/>
+          <w:sz w:val="24"/>
+        </w:rPr>
+        <w:t xml:space="preserve"> 第 5.7 節）：修正一只有 ANCA 對糖尿病腎病變碰到代謝病，無法回答「代謝病能否和非免疫、非代謝的腎病分開」，也無法判斷狼瘡腎炎的干擾素訊號是否只是一般發炎。修正二 </w:t>
+      </w:r>
+      <w:r>
+        <w:rPr>
+          <w:rFonts w:ascii="Consolas" w:hAnsi="Consolas" w:cs="Consolas" w:eastAsia="細明體"/>
+          <w:b w:val="0"/>
+          <w:sz w:val="24"/>
+        </w:rPr>
+        <w:t>params/immune_geo_amendment_2.json</w:t>
+      </w:r>
+      <w:r>
+        <w:rPr>
+          <w:rFonts w:ascii="Times New Roman" w:hAnsi="Times New Roman" w:cs="Times New Roman" w:eastAsia="標楷體"/>
+          <w:b w:val="0"/>
+          <w:sz w:val="24"/>
+        </w:rPr>
+        <w:t xml:space="preserve"> 於計算前提交（4325345），模型、交叉驗證、置換檢定、門檻與判定規則和修正一相同，另加「干擾素專屬狼瘡」規則；結果見 </w:t>
+      </w:r>
+      <w:r>
+        <w:rPr>
+          <w:rFonts w:ascii="Consolas" w:hAnsi="Consolas" w:cs="Consolas" w:eastAsia="細明體"/>
+          <w:b w:val="0"/>
+          <w:sz w:val="24"/>
+        </w:rPr>
+        <w:t>results/immune_geo_amendment2.json</w:t>
+      </w:r>
+      <w:r>
+        <w:rPr>
+          <w:rFonts w:ascii="Times New Roman" w:hAnsi="Times New Roman" w:cs="Times New Roman" w:eastAsia="標楷體"/>
+          <w:b w:val="0"/>
+          <w:sz w:val="24"/>
+        </w:rPr>
+        <w:t>。</w:t>
+      </w:r>
+    </w:p>
+    <w:tbl>
+      <w:tblPr>
+        <w:tblStyle w:val="TableGrid"/>
+        <w:tblW w:type="pct" w:w="5000"/>
+        <w:jc w:val="center"/>
+        <w:tblLook w:firstColumn="1" w:firstRow="1" w:lastColumn="0" w:lastRow="0" w:noHBand="0" w:noVBand="1" w:val="04A0"/>
+      </w:tblPr>
+      <w:tblGrid>
+        <w:gridCol w:w="907"/>
+        <w:gridCol w:w="907"/>
+        <w:gridCol w:w="907"/>
+        <w:gridCol w:w="907"/>
+        <w:gridCol w:w="907"/>
+        <w:gridCol w:w="907"/>
+        <w:gridCol w:w="907"/>
+        <w:gridCol w:w="907"/>
+        <w:gridCol w:w="907"/>
+        <w:gridCol w:w="907"/>
+      </w:tblGrid>
+      <w:tr>
+        <w:trPr>
+          <w:cantSplit/>
+          <w:tblHeader/>
+        </w:trPr>
+        <w:tc>
+          <w:tcPr>
+            <w:tcW w:type="auto" w:w="0"/>
+            <w:shd w:val="clear" w:color="auto" w:fill="D9D9D9"/>
+          </w:tcPr>
+          <w:p>
+            <w:pPr>
+              <w:keepNext/>
+              <w:spacing w:after="0" w:line="240" w:lineRule="auto"/>
+            </w:pPr>
+            <w:r>
+              <w:rPr>
+                <w:rFonts w:ascii="Times New Roman" w:hAnsi="Times New Roman" w:cs="Times New Roman" w:eastAsia="標楷體"/>
+                <w:b/>
+                <w:sz w:val="20"/>
+              </w:rPr>
+              <w:t>方向</w:t>
+            </w:r>
+          </w:p>
+        </w:tc>
+        <w:tc>
+          <w:tcPr>
+            <w:tcW w:type="auto" w:w="0"/>
+            <w:shd w:val="clear" w:color="auto" w:fill="D9D9D9"/>
+          </w:tcPr>
+          <w:p>
+            <w:pPr>
+              <w:keepNext/>
+              <w:spacing w:after="0" w:line="240" w:lineRule="auto"/>
+            </w:pPr>
+            <w:r>
+              <w:rPr>
+                <w:rFonts w:ascii="Times New Roman" w:hAnsi="Times New Roman" w:cs="Times New Roman" w:eastAsia="標楷體"/>
+                <w:b/>
+                <w:sz w:val="20"/>
+              </w:rPr>
+              <w:t>任務</w:t>
+            </w:r>
+          </w:p>
+        </w:tc>
+        <w:tc>
+          <w:tcPr>
+            <w:tcW w:type="auto" w:w="0"/>
+            <w:shd w:val="clear" w:color="auto" w:fill="D9D9D9"/>
+          </w:tcPr>
+          <w:p>
+            <w:pPr>
+              <w:keepNext/>
+              <w:spacing w:after="0" w:line="240" w:lineRule="auto"/>
+            </w:pPr>
+            <w:r>
+              <w:rPr>
+                <w:rFonts w:ascii="Times New Roman" w:hAnsi="Times New Roman" w:cs="Times New Roman" w:eastAsia="標楷體"/>
+                <w:b/>
+                <w:sz w:val="20"/>
+              </w:rPr>
+              <w:t>比較（批次）</w:t>
+            </w:r>
+          </w:p>
+        </w:tc>
+        <w:tc>
+          <w:tcPr>
+            <w:tcW w:type="auto" w:w="0"/>
+            <w:shd w:val="clear" w:color="auto" w:fill="D9D9D9"/>
+          </w:tcPr>
+          <w:p>
+            <w:pPr>
+              <w:keepNext/>
+              <w:spacing w:after="0" w:line="240" w:lineRule="auto"/>
+            </w:pPr>
+            <w:r>
+              <w:rPr>
+                <w:rFonts w:ascii="Times New Roman" w:hAnsi="Times New Roman" w:cs="Times New Roman" w:eastAsia="標楷體"/>
+                <w:b/>
+                <w:sz w:val="20"/>
+              </w:rPr>
+              <w:t>陽性／對照</w:t>
+            </w:r>
+          </w:p>
+        </w:tc>
+        <w:tc>
+          <w:tcPr>
+            <w:tcW w:type="auto" w:w="0"/>
+            <w:shd w:val="clear" w:color="auto" w:fill="D9D9D9"/>
+          </w:tcPr>
+          <w:p>
+            <w:pPr>
+              <w:keepNext/>
+              <w:spacing w:after="0" w:line="240" w:lineRule="auto"/>
+            </w:pPr>
+            <w:r>
+              <w:rPr>
+                <w:rFonts w:ascii="Times New Roman" w:hAnsi="Times New Roman" w:cs="Times New Roman" w:eastAsia="標楷體"/>
+                <w:b/>
+                <w:sz w:val="20"/>
+              </w:rPr>
+              <w:t>路徑模型 AUROC（95% CI）</w:t>
+            </w:r>
+          </w:p>
+        </w:tc>
+        <w:tc>
+          <w:tcPr>
+            <w:tcW w:type="auto" w:w="0"/>
+            <w:shd w:val="clear" w:color="auto" w:fill="D9D9D9"/>
+          </w:tcPr>
+          <w:p>
+            <w:pPr>
+              <w:keepNext/>
+              <w:spacing w:after="0" w:line="240" w:lineRule="auto"/>
+            </w:pPr>
+            <w:r>
+              <w:rPr>
+                <w:rFonts w:ascii="Times New Roman" w:hAnsi="Times New Roman" w:cs="Times New Roman" w:eastAsia="標楷體"/>
+                <w:b/>
+                <w:sz w:val="20"/>
+              </w:rPr>
+              <w:t>置換 p</w:t>
+            </w:r>
+          </w:p>
+        </w:tc>
+        <w:tc>
+          <w:tcPr>
+            <w:tcW w:type="auto" w:w="0"/>
+            <w:shd w:val="clear" w:color="auto" w:fill="D9D9D9"/>
+          </w:tcPr>
+          <w:p>
+            <w:pPr>
+              <w:keepNext/>
+              <w:spacing w:after="0" w:line="240" w:lineRule="auto"/>
+            </w:pPr>
+            <w:r>
+              <w:rPr>
+                <w:rFonts w:ascii="Times New Roman" w:hAnsi="Times New Roman" w:cs="Times New Roman" w:eastAsia="標楷體"/>
+                <w:b/>
+                <w:sz w:val="20"/>
+              </w:rPr>
+              <w:t>全基因模型 AUROC（95% CI）</w:t>
+            </w:r>
+          </w:p>
+        </w:tc>
+        <w:tc>
+          <w:tcPr>
+            <w:tcW w:type="auto" w:w="0"/>
+            <w:shd w:val="clear" w:color="auto" w:fill="D9D9D9"/>
+          </w:tcPr>
+          <w:p>
+            <w:pPr>
+              <w:keepNext/>
+              <w:spacing w:after="0" w:line="240" w:lineRule="auto"/>
+            </w:pPr>
+            <w:r>
+              <w:rPr>
+                <w:rFonts w:ascii="Times New Roman" w:hAnsi="Times New Roman" w:cs="Times New Roman" w:eastAsia="標楷體"/>
+                <w:b/>
+                <w:sz w:val="20"/>
+              </w:rPr>
+              <w:t>置換 p</w:t>
+            </w:r>
+          </w:p>
+        </w:tc>
+        <w:tc>
+          <w:tcPr>
+            <w:tcW w:type="auto" w:w="0"/>
+            <w:shd w:val="clear" w:color="auto" w:fill="D9D9D9"/>
+          </w:tcPr>
+          <w:p>
+            <w:pPr>
+              <w:keepNext/>
+              <w:spacing w:after="0" w:line="240" w:lineRule="auto"/>
+            </w:pPr>
+            <w:r>
+              <w:rPr>
+                <w:rFonts w:ascii="Times New Roman" w:hAnsi="Times New Roman" w:cs="Times New Roman" w:eastAsia="標楷體"/>
+                <w:b/>
+                <w:sz w:val="20"/>
+              </w:rPr>
+              <w:t>腎小管間質（路徑／全基因）</w:t>
+            </w:r>
+          </w:p>
+        </w:tc>
+        <w:tc>
+          <w:tcPr>
+            <w:tcW w:type="auto" w:w="0"/>
+            <w:shd w:val="clear" w:color="auto" w:fill="D9D9D9"/>
+          </w:tcPr>
+          <w:p>
+            <w:pPr>
+              <w:keepNext/>
+              <w:spacing w:after="0" w:line="240" w:lineRule="auto"/>
+            </w:pPr>
+            <w:r>
+              <w:rPr>
+                <w:rFonts w:ascii="Times New Roman" w:hAnsi="Times New Roman" w:cs="Times New Roman" w:eastAsia="標楷體"/>
+                <w:b/>
+                <w:sz w:val="20"/>
+              </w:rPr>
+              <w:t>判定</w:t>
+            </w:r>
+          </w:p>
+        </w:tc>
+      </w:tr>
+      <w:tr>
+        <w:trPr>
+          <w:cantSplit/>
+        </w:trPr>
+        <w:tc>
+          <w:tcPr>
+            <w:tcW w:type="auto" w:w="0"/>
+          </w:tcPr>
+          <w:p>
+            <w:pPr>
+              <w:keepNext/>
+              <w:spacing w:after="0" w:line="240" w:lineRule="auto"/>
+            </w:pPr>
+            <w:r>
+              <w:rPr>
+                <w:rFonts w:ascii="Times New Roman" w:hAnsi="Times New Roman" w:cs="Times New Roman" w:eastAsia="標楷體"/>
+                <w:b w:val="0"/>
+                <w:sz w:val="20"/>
+              </w:rPr>
+              <w:t>免疫 對 非免疫</w:t>
+            </w:r>
+          </w:p>
+        </w:tc>
+        <w:tc>
+          <w:tcPr>
+            <w:tcW w:type="auto" w:w="0"/>
+          </w:tcPr>
+          <w:p>
+            <w:pPr>
+              <w:keepNext/>
+              <w:spacing w:after="0" w:line="240" w:lineRule="auto"/>
+            </w:pPr>
+            <w:r>
+              <w:rPr>
+                <w:rFonts w:ascii="Times New Roman" w:hAnsi="Times New Roman" w:cs="Times New Roman" w:eastAsia="標楷體"/>
+                <w:b w:val="0"/>
+                <w:sz w:val="20"/>
+              </w:rPr>
+              <w:t>B1</w:t>
+            </w:r>
+          </w:p>
+        </w:tc>
+        <w:tc>
+          <w:tcPr>
+            <w:tcW w:type="auto" w:w="0"/>
+          </w:tcPr>
+          <w:p>
+            <w:pPr>
+              <w:keepNext/>
+              <w:spacing w:after="0" w:line="240" w:lineRule="auto"/>
+            </w:pPr>
+            <w:r>
+              <w:rPr>
+                <w:rFonts w:ascii="Times New Roman" w:hAnsi="Times New Roman" w:cs="Times New Roman" w:eastAsia="標楷體"/>
+                <w:b w:val="0"/>
+                <w:sz w:val="20"/>
+              </w:rPr>
+              <w:t>ANCA 對 DN、FSGS、MCD（H7）</w:t>
+            </w:r>
+          </w:p>
+        </w:tc>
+        <w:tc>
+          <w:tcPr>
+            <w:tcW w:type="auto" w:w="0"/>
+          </w:tcPr>
+          <w:p>
+            <w:pPr>
+              <w:keepNext/>
+              <w:spacing w:after="0" w:line="240" w:lineRule="auto"/>
+            </w:pPr>
+            <w:r>
+              <w:rPr>
+                <w:rFonts w:ascii="Times New Roman" w:hAnsi="Times New Roman" w:cs="Times New Roman" w:eastAsia="標楷體"/>
+                <w:b w:val="0"/>
+                <w:sz w:val="20"/>
+              </w:rPr>
+              <w:t>22／28</w:t>
+            </w:r>
+          </w:p>
+        </w:tc>
+        <w:tc>
+          <w:tcPr>
+            <w:tcW w:type="auto" w:w="0"/>
+          </w:tcPr>
+          <w:p>
+            <w:pPr>
+              <w:keepNext/>
+              <w:spacing w:after="0" w:line="240" w:lineRule="auto"/>
+            </w:pPr>
+            <w:r>
+              <w:rPr>
+                <w:rFonts w:ascii="Times New Roman" w:hAnsi="Times New Roman" w:cs="Times New Roman" w:eastAsia="標楷體"/>
+                <w:b w:val="0"/>
+                <w:sz w:val="20"/>
+              </w:rPr>
+              <w:t>0.773（0.64–0.89）</w:t>
+            </w:r>
+          </w:p>
+        </w:tc>
+        <w:tc>
+          <w:tcPr>
+            <w:tcW w:type="auto" w:w="0"/>
+          </w:tcPr>
+          <w:p>
+            <w:pPr>
+              <w:keepNext/>
+              <w:spacing w:after="0" w:line="240" w:lineRule="auto"/>
+            </w:pPr>
+            <w:r>
+              <w:rPr>
+                <w:rFonts w:ascii="Times New Roman" w:hAnsi="Times New Roman" w:cs="Times New Roman" w:eastAsia="標楷體"/>
+                <w:b w:val="0"/>
+                <w:sz w:val="20"/>
+              </w:rPr>
+              <w:t>&lt;0.001</w:t>
+            </w:r>
+          </w:p>
+        </w:tc>
+        <w:tc>
+          <w:tcPr>
+            <w:tcW w:type="auto" w:w="0"/>
+          </w:tcPr>
+          <w:p>
+            <w:pPr>
+              <w:keepNext/>
+              <w:spacing w:after="0" w:line="240" w:lineRule="auto"/>
+            </w:pPr>
+            <w:r>
+              <w:rPr>
+                <w:rFonts w:ascii="Times New Roman" w:hAnsi="Times New Roman" w:cs="Times New Roman" w:eastAsia="標楷體"/>
+                <w:b w:val="0"/>
+                <w:sz w:val="20"/>
+              </w:rPr>
+              <w:t>0.927（0.87–0.99）</w:t>
+            </w:r>
+          </w:p>
+        </w:tc>
+        <w:tc>
+          <w:tcPr>
+            <w:tcW w:type="auto" w:w="0"/>
+          </w:tcPr>
+          <w:p>
+            <w:pPr>
+              <w:keepNext/>
+              <w:spacing w:after="0" w:line="240" w:lineRule="auto"/>
+            </w:pPr>
+            <w:r>
+              <w:rPr>
+                <w:rFonts w:ascii="Times New Roman" w:hAnsi="Times New Roman" w:cs="Times New Roman" w:eastAsia="標楷體"/>
+                <w:b w:val="0"/>
+                <w:sz w:val="20"/>
+              </w:rPr>
+              <w:t>&lt;0.001</w:t>
+            </w:r>
+          </w:p>
+        </w:tc>
+        <w:tc>
+          <w:tcPr>
+            <w:tcW w:type="auto" w:w="0"/>
+          </w:tcPr>
+          <w:p>
+            <w:pPr>
+              <w:keepNext/>
+              <w:spacing w:after="0" w:line="240" w:lineRule="auto"/>
+            </w:pPr>
+            <w:r>
+              <w:rPr>
+                <w:rFonts w:ascii="Times New Roman" w:hAnsi="Times New Roman" w:cs="Times New Roman" w:eastAsia="標楷體"/>
+                <w:b w:val="0"/>
+                <w:sz w:val="20"/>
+              </w:rPr>
+              <w:t>0.813／0.879</w:t>
+            </w:r>
+          </w:p>
+        </w:tc>
+        <w:tc>
+          <w:tcPr>
+            <w:tcW w:type="auto" w:w="0"/>
+          </w:tcPr>
+          <w:p>
+            <w:pPr>
+              <w:keepNext/>
+              <w:spacing w:after="0" w:line="240" w:lineRule="auto"/>
+            </w:pPr>
+            <w:r>
+              <w:rPr>
+                <w:rFonts w:ascii="Times New Roman" w:hAnsi="Times New Roman" w:cs="Times New Roman" w:eastAsia="標楷體"/>
+                <w:b w:val="0"/>
+                <w:sz w:val="20"/>
+              </w:rPr>
+              <w:t>成立</w:t>
+            </w:r>
+          </w:p>
+        </w:tc>
+      </w:tr>
+      <w:tr>
+        <w:trPr>
+          <w:cantSplit/>
+        </w:trPr>
+        <w:tc>
+          <w:tcPr>
+            <w:tcW w:type="auto" w:w="0"/>
+          </w:tcPr>
+          <w:p>
+            <w:pPr>
+              <w:keepNext/>
+              <w:spacing w:after="0" w:line="240" w:lineRule="auto"/>
+            </w:pPr>
+            <w:r>
+              <w:rPr>
+                <w:rFonts w:ascii="Times New Roman" w:hAnsi="Times New Roman" w:cs="Times New Roman" w:eastAsia="標楷體"/>
+                <w:b w:val="0"/>
+                <w:sz w:val="20"/>
+              </w:rPr>
+              <w:t>免疫 對 非免疫</w:t>
+            </w:r>
+          </w:p>
+        </w:tc>
+        <w:tc>
+          <w:tcPr>
+            <w:tcW w:type="auto" w:w="0"/>
+          </w:tcPr>
+          <w:p>
+            <w:pPr>
+              <w:keepNext/>
+              <w:spacing w:after="0" w:line="240" w:lineRule="auto"/>
+            </w:pPr>
+            <w:r>
+              <w:rPr>
+                <w:rFonts w:ascii="Times New Roman" w:hAnsi="Times New Roman" w:cs="Times New Roman" w:eastAsia="標楷體"/>
+                <w:b w:val="0"/>
+                <w:sz w:val="20"/>
+              </w:rPr>
+              <w:t>B3</w:t>
+            </w:r>
+          </w:p>
+        </w:tc>
+        <w:tc>
+          <w:tcPr>
+            <w:tcW w:type="auto" w:w="0"/>
+          </w:tcPr>
+          <w:p>
+            <w:pPr>
+              <w:keepNext/>
+              <w:spacing w:after="0" w:line="240" w:lineRule="auto"/>
+            </w:pPr>
+            <w:r>
+              <w:rPr>
+                <w:rFonts w:ascii="Times New Roman" w:hAnsi="Times New Roman" w:cs="Times New Roman" w:eastAsia="標楷體"/>
+                <w:b w:val="0"/>
+                <w:sz w:val="20"/>
+              </w:rPr>
+              <w:t>SLE 對 FSGS（H5）</w:t>
+            </w:r>
+          </w:p>
+        </w:tc>
+        <w:tc>
+          <w:tcPr>
+            <w:tcW w:type="auto" w:w="0"/>
+          </w:tcPr>
+          <w:p>
+            <w:pPr>
+              <w:keepNext/>
+              <w:spacing w:after="0" w:line="240" w:lineRule="auto"/>
+            </w:pPr>
+            <w:r>
+              <w:rPr>
+                <w:rFonts w:ascii="Times New Roman" w:hAnsi="Times New Roman" w:cs="Times New Roman" w:eastAsia="標楷體"/>
+                <w:b w:val="0"/>
+                <w:sz w:val="20"/>
+              </w:rPr>
+              <w:t>32／8</w:t>
+            </w:r>
+          </w:p>
+        </w:tc>
+        <w:tc>
+          <w:tcPr>
+            <w:tcW w:type="auto" w:w="0"/>
+          </w:tcPr>
+          <w:p>
+            <w:pPr>
+              <w:keepNext/>
+              <w:spacing w:after="0" w:line="240" w:lineRule="auto"/>
+            </w:pPr>
+            <w:r>
+              <w:rPr>
+                <w:rFonts w:ascii="Times New Roman" w:hAnsi="Times New Roman" w:cs="Times New Roman" w:eastAsia="標楷體"/>
+                <w:b w:val="0"/>
+                <w:sz w:val="20"/>
+              </w:rPr>
+              <w:t>0.938（0.85–0.99）</w:t>
+            </w:r>
+          </w:p>
+        </w:tc>
+        <w:tc>
+          <w:tcPr>
+            <w:tcW w:type="auto" w:w="0"/>
+          </w:tcPr>
+          <w:p>
+            <w:pPr>
+              <w:keepNext/>
+              <w:spacing w:after="0" w:line="240" w:lineRule="auto"/>
+            </w:pPr>
+            <w:r>
+              <w:rPr>
+                <w:rFonts w:ascii="Times New Roman" w:hAnsi="Times New Roman" w:cs="Times New Roman" w:eastAsia="標楷體"/>
+                <w:b w:val="0"/>
+                <w:sz w:val="20"/>
+              </w:rPr>
+              <w:t>&lt;0.001</w:t>
+            </w:r>
+          </w:p>
+        </w:tc>
+        <w:tc>
+          <w:tcPr>
+            <w:tcW w:type="auto" w:w="0"/>
+          </w:tcPr>
+          <w:p>
+            <w:pPr>
+              <w:keepNext/>
+              <w:spacing w:after="0" w:line="240" w:lineRule="auto"/>
+            </w:pPr>
+            <w:r>
+              <w:rPr>
+                <w:rFonts w:ascii="Times New Roman" w:hAnsi="Times New Roman" w:cs="Times New Roman" w:eastAsia="標楷體"/>
+                <w:b w:val="0"/>
+                <w:sz w:val="20"/>
+              </w:rPr>
+              <w:t>0.710（0.39–0.86）</w:t>
+            </w:r>
+          </w:p>
+        </w:tc>
+        <w:tc>
+          <w:tcPr>
+            <w:tcW w:type="auto" w:w="0"/>
+          </w:tcPr>
+          <w:p>
+            <w:pPr>
+              <w:keepNext/>
+              <w:spacing w:after="0" w:line="240" w:lineRule="auto"/>
+            </w:pPr>
+            <w:r>
+              <w:rPr>
+                <w:rFonts w:ascii="Times New Roman" w:hAnsi="Times New Roman" w:cs="Times New Roman" w:eastAsia="標楷體"/>
+                <w:b w:val="0"/>
+                <w:sz w:val="20"/>
+              </w:rPr>
+              <w:t>0.069</w:t>
+            </w:r>
+          </w:p>
+        </w:tc>
+        <w:tc>
+          <w:tcPr>
+            <w:tcW w:type="auto" w:w="0"/>
+          </w:tcPr>
+          <w:p>
+            <w:pPr>
+              <w:keepNext/>
+              <w:spacing w:after="0" w:line="240" w:lineRule="auto"/>
+            </w:pPr>
+            <w:r>
+              <w:rPr>
+                <w:rFonts w:ascii="Times New Roman" w:hAnsi="Times New Roman" w:cs="Times New Roman" w:eastAsia="標楷體"/>
+                <w:b w:val="0"/>
+                <w:sz w:val="20"/>
+              </w:rPr>
+              <w:t>0.926／0.765</w:t>
+            </w:r>
+          </w:p>
+        </w:tc>
+        <w:tc>
+          <w:tcPr>
+            <w:tcW w:type="auto" w:w="0"/>
+          </w:tcPr>
+          <w:p>
+            <w:pPr>
+              <w:keepNext/>
+              <w:spacing w:after="0" w:line="240" w:lineRule="auto"/>
+            </w:pPr>
+            <w:r>
+              <w:rPr>
+                <w:rFonts w:ascii="Times New Roman" w:hAnsi="Times New Roman" w:cs="Times New Roman" w:eastAsia="標楷體"/>
+                <w:b w:val="0"/>
+                <w:sz w:val="20"/>
+              </w:rPr>
+              <w:t>成立</w:t>
+            </w:r>
+          </w:p>
+        </w:tc>
+      </w:tr>
+      <w:tr>
+        <w:trPr>
+          <w:cantSplit/>
+        </w:trPr>
+        <w:tc>
+          <w:tcPr>
+            <w:tcW w:type="auto" w:w="0"/>
+          </w:tcPr>
+          <w:p>
+            <w:pPr>
+              <w:keepNext/>
+              <w:spacing w:after="0" w:line="240" w:lineRule="auto"/>
+            </w:pPr>
+            <w:r>
+              <w:rPr>
+                <w:rFonts w:ascii="Times New Roman" w:hAnsi="Times New Roman" w:cs="Times New Roman" w:eastAsia="標楷體"/>
+                <w:b w:val="0"/>
+                <w:sz w:val="20"/>
+              </w:rPr>
+              <w:t>免疫 對 代謝</w:t>
+            </w:r>
+          </w:p>
+        </w:tc>
+        <w:tc>
+          <w:tcPr>
+            <w:tcW w:type="auto" w:w="0"/>
+          </w:tcPr>
+          <w:p>
+            <w:pPr>
+              <w:keepNext/>
+              <w:spacing w:after="0" w:line="240" w:lineRule="auto"/>
+            </w:pPr>
+            <w:r>
+              <w:rPr>
+                <w:rFonts w:ascii="Times New Roman" w:hAnsi="Times New Roman" w:cs="Times New Roman" w:eastAsia="標楷體"/>
+                <w:b w:val="0"/>
+                <w:sz w:val="20"/>
+              </w:rPr>
+              <w:t>B2</w:t>
+            </w:r>
+          </w:p>
+        </w:tc>
+        <w:tc>
+          <w:tcPr>
+            <w:tcW w:type="auto" w:w="0"/>
+          </w:tcPr>
+          <w:p>
+            <w:pPr>
+              <w:keepNext/>
+              <w:spacing w:after="0" w:line="240" w:lineRule="auto"/>
+            </w:pPr>
+            <w:r>
+              <w:rPr>
+                <w:rFonts w:ascii="Times New Roman" w:hAnsi="Times New Roman" w:cs="Times New Roman" w:eastAsia="標楷體"/>
+                <w:b w:val="0"/>
+                <w:sz w:val="20"/>
+              </w:rPr>
+              <w:t>ANCA 對 DN（H7）</w:t>
+            </w:r>
+          </w:p>
+        </w:tc>
+        <w:tc>
+          <w:tcPr>
+            <w:tcW w:type="auto" w:w="0"/>
+          </w:tcPr>
+          <w:p>
+            <w:pPr>
+              <w:keepNext/>
+              <w:spacing w:after="0" w:line="240" w:lineRule="auto"/>
+            </w:pPr>
+            <w:r>
+              <w:rPr>
+                <w:rFonts w:ascii="Times New Roman" w:hAnsi="Times New Roman" w:cs="Times New Roman" w:eastAsia="標楷體"/>
+                <w:b w:val="0"/>
+                <w:sz w:val="20"/>
+              </w:rPr>
+              <w:t>22／7</w:t>
+            </w:r>
+          </w:p>
+        </w:tc>
+        <w:tc>
+          <w:tcPr>
+            <w:tcW w:type="auto" w:w="0"/>
+          </w:tcPr>
+          <w:p>
+            <w:pPr>
+              <w:keepNext/>
+              <w:spacing w:after="0" w:line="240" w:lineRule="auto"/>
+            </w:pPr>
+            <w:r>
+              <w:rPr>
+                <w:rFonts w:ascii="Times New Roman" w:hAnsi="Times New Roman" w:cs="Times New Roman" w:eastAsia="標楷體"/>
+                <w:b w:val="0"/>
+                <w:sz w:val="20"/>
+              </w:rPr>
+              <w:t>0.594（0.26–0.73）</w:t>
+            </w:r>
+          </w:p>
+        </w:tc>
+        <w:tc>
+          <w:tcPr>
+            <w:tcW w:type="auto" w:w="0"/>
+          </w:tcPr>
+          <w:p>
+            <w:pPr>
+              <w:keepNext/>
+              <w:spacing w:after="0" w:line="240" w:lineRule="auto"/>
+            </w:pPr>
+            <w:r>
+              <w:rPr>
+                <w:rFonts w:ascii="Times New Roman" w:hAnsi="Times New Roman" w:cs="Times New Roman" w:eastAsia="標楷體"/>
+                <w:b w:val="0"/>
+                <w:sz w:val="20"/>
+              </w:rPr>
+              <w:t>0.219</w:t>
+            </w:r>
+          </w:p>
+        </w:tc>
+        <w:tc>
+          <w:tcPr>
+            <w:tcW w:type="auto" w:w="0"/>
+          </w:tcPr>
+          <w:p>
+            <w:pPr>
+              <w:keepNext/>
+              <w:spacing w:after="0" w:line="240" w:lineRule="auto"/>
+            </w:pPr>
+            <w:r>
+              <w:rPr>
+                <w:rFonts w:ascii="Times New Roman" w:hAnsi="Times New Roman" w:cs="Times New Roman" w:eastAsia="標楷體"/>
+                <w:b w:val="0"/>
+                <w:sz w:val="20"/>
+              </w:rPr>
+              <w:t>0.852（0.68–1.00）</w:t>
+            </w:r>
+          </w:p>
+        </w:tc>
+        <w:tc>
+          <w:tcPr>
+            <w:tcW w:type="auto" w:w="0"/>
+          </w:tcPr>
+          <w:p>
+            <w:pPr>
+              <w:keepNext/>
+              <w:spacing w:after="0" w:line="240" w:lineRule="auto"/>
+            </w:pPr>
+            <w:r>
+              <w:rPr>
+                <w:rFonts w:ascii="Times New Roman" w:hAnsi="Times New Roman" w:cs="Times New Roman" w:eastAsia="標楷體"/>
+                <w:b w:val="0"/>
+                <w:sz w:val="20"/>
+              </w:rPr>
+              <w:t>0.005</w:t>
+            </w:r>
+          </w:p>
+        </w:tc>
+        <w:tc>
+          <w:tcPr>
+            <w:tcW w:type="auto" w:w="0"/>
+          </w:tcPr>
+          <w:p>
+            <w:pPr>
+              <w:keepNext/>
+              <w:spacing w:after="0" w:line="240" w:lineRule="auto"/>
+            </w:pPr>
+            <w:r>
+              <w:rPr>
+                <w:rFonts w:ascii="Times New Roman" w:hAnsi="Times New Roman" w:cs="Times New Roman" w:eastAsia="標楷體"/>
+                <w:b w:val="0"/>
+                <w:sz w:val="20"/>
+              </w:rPr>
+              <w:t>0.686／0.830</w:t>
+            </w:r>
+          </w:p>
+        </w:tc>
+        <w:tc>
+          <w:tcPr>
+            <w:tcW w:type="auto" w:w="0"/>
+          </w:tcPr>
+          <w:p>
+            <w:pPr>
+              <w:keepNext/>
+              <w:spacing w:after="0" w:line="240" w:lineRule="auto"/>
+            </w:pPr>
+            <w:r>
+              <w:rPr>
+                <w:rFonts w:ascii="Times New Roman" w:hAnsi="Times New Roman" w:cs="Times New Roman" w:eastAsia="標楷體"/>
+                <w:b w:val="0"/>
+                <w:sz w:val="20"/>
+              </w:rPr>
+              <w:t>成立（事後規則）</w:t>
+            </w:r>
+          </w:p>
+        </w:tc>
+      </w:tr>
+      <w:tr>
+        <w:trPr>
+          <w:cantSplit/>
+        </w:trPr>
+        <w:tc>
+          <w:tcPr>
+            <w:tcW w:type="auto" w:w="0"/>
+          </w:tcPr>
+          <w:p>
+            <w:pPr>
+              <w:keepNext/>
+              <w:spacing w:after="0" w:line="240" w:lineRule="auto"/>
+            </w:pPr>
+            <w:r>
+              <w:rPr>
+                <w:rFonts w:ascii="Times New Roman" w:hAnsi="Times New Roman" w:cs="Times New Roman" w:eastAsia="標楷體"/>
+                <w:b w:val="0"/>
+                <w:sz w:val="20"/>
+              </w:rPr>
+              <w:t>代謝 對 兩者皆非</w:t>
+            </w:r>
+          </w:p>
+        </w:tc>
+        <w:tc>
+          <w:tcPr>
+            <w:tcW w:type="auto" w:w="0"/>
+          </w:tcPr>
+          <w:p>
+            <w:pPr>
+              <w:keepNext/>
+              <w:spacing w:after="0" w:line="240" w:lineRule="auto"/>
+            </w:pPr>
+            <w:r>
+              <w:rPr>
+                <w:rFonts w:ascii="Times New Roman" w:hAnsi="Times New Roman" w:cs="Times New Roman" w:eastAsia="標楷體"/>
+                <w:b w:val="0"/>
+                <w:sz w:val="20"/>
+              </w:rPr>
+              <w:t>C1</w:t>
+            </w:r>
+          </w:p>
+        </w:tc>
+        <w:tc>
+          <w:tcPr>
+            <w:tcW w:type="auto" w:w="0"/>
+          </w:tcPr>
+          <w:p>
+            <w:pPr>
+              <w:keepNext/>
+              <w:spacing w:after="0" w:line="240" w:lineRule="auto"/>
+            </w:pPr>
+            <w:r>
+              <w:rPr>
+                <w:rFonts w:ascii="Times New Roman" w:hAnsi="Times New Roman" w:cs="Times New Roman" w:eastAsia="標楷體"/>
+                <w:b w:val="0"/>
+                <w:sz w:val="20"/>
+              </w:rPr>
+              <w:t>DN 對 FSGS、FSGS_MCD、MCD（H7）</w:t>
+            </w:r>
+          </w:p>
+        </w:tc>
+        <w:tc>
+          <w:tcPr>
+            <w:tcW w:type="auto" w:w="0"/>
+          </w:tcPr>
+          <w:p>
+            <w:pPr>
+              <w:keepNext/>
+              <w:spacing w:after="0" w:line="240" w:lineRule="auto"/>
+            </w:pPr>
+            <w:r>
+              <w:rPr>
+                <w:rFonts w:ascii="Times New Roman" w:hAnsi="Times New Roman" w:cs="Times New Roman" w:eastAsia="標楷體"/>
+                <w:b w:val="0"/>
+                <w:sz w:val="20"/>
+              </w:rPr>
+              <w:t>7／21</w:t>
+            </w:r>
+          </w:p>
+        </w:tc>
+        <w:tc>
+          <w:tcPr>
+            <w:tcW w:type="auto" w:w="0"/>
+          </w:tcPr>
+          <w:p>
+            <w:pPr>
+              <w:keepNext/>
+              <w:spacing w:after="0" w:line="240" w:lineRule="auto"/>
+            </w:pPr>
+            <w:r>
+              <w:rPr>
+                <w:rFonts w:ascii="Times New Roman" w:hAnsi="Times New Roman" w:cs="Times New Roman" w:eastAsia="標楷體"/>
+                <w:b w:val="0"/>
+                <w:sz w:val="20"/>
+              </w:rPr>
+              <w:t>0.717（0.48–0.97）</w:t>
+            </w:r>
+          </w:p>
+        </w:tc>
+        <w:tc>
+          <w:tcPr>
+            <w:tcW w:type="auto" w:w="0"/>
+          </w:tcPr>
+          <w:p>
+            <w:pPr>
+              <w:keepNext/>
+              <w:spacing w:after="0" w:line="240" w:lineRule="auto"/>
+            </w:pPr>
+            <w:r>
+              <w:rPr>
+                <w:rFonts w:ascii="Times New Roman" w:hAnsi="Times New Roman" w:cs="Times New Roman" w:eastAsia="標楷體"/>
+                <w:b w:val="0"/>
+                <w:sz w:val="20"/>
+              </w:rPr>
+              <w:t>0.069</w:t>
+            </w:r>
+          </w:p>
+        </w:tc>
+        <w:tc>
+          <w:tcPr>
+            <w:tcW w:type="auto" w:w="0"/>
+          </w:tcPr>
+          <w:p>
+            <w:pPr>
+              <w:keepNext/>
+              <w:spacing w:after="0" w:line="240" w:lineRule="auto"/>
+            </w:pPr>
+            <w:r>
+              <w:rPr>
+                <w:rFonts w:ascii="Times New Roman" w:hAnsi="Times New Roman" w:cs="Times New Roman" w:eastAsia="標楷體"/>
+                <w:b w:val="0"/>
+                <w:sz w:val="20"/>
+              </w:rPr>
+              <w:t>0.731（0.58–1.00）</w:t>
+            </w:r>
+          </w:p>
+        </w:tc>
+        <w:tc>
+          <w:tcPr>
+            <w:tcW w:type="auto" w:w="0"/>
+          </w:tcPr>
+          <w:p>
+            <w:pPr>
+              <w:keepNext/>
+              <w:spacing w:after="0" w:line="240" w:lineRule="auto"/>
+            </w:pPr>
+            <w:r>
+              <w:rPr>
+                <w:rFonts w:ascii="Times New Roman" w:hAnsi="Times New Roman" w:cs="Times New Roman" w:eastAsia="標楷體"/>
+                <w:b w:val="0"/>
+                <w:sz w:val="20"/>
+              </w:rPr>
+              <w:t>0.072</w:t>
+            </w:r>
+          </w:p>
+        </w:tc>
+        <w:tc>
+          <w:tcPr>
+            <w:tcW w:type="auto" w:w="0"/>
+          </w:tcPr>
+          <w:p>
+            <w:pPr>
+              <w:keepNext/>
+              <w:spacing w:after="0" w:line="240" w:lineRule="auto"/>
+            </w:pPr>
+            <w:r>
+              <w:rPr>
+                <w:rFonts w:ascii="Times New Roman" w:hAnsi="Times New Roman" w:cs="Times New Roman" w:eastAsia="標楷體"/>
+                <w:b w:val="0"/>
+                <w:sz w:val="20"/>
+              </w:rPr>
+              <w:t>0.765／0.823</w:t>
+            </w:r>
+          </w:p>
+        </w:tc>
+        <w:tc>
+          <w:tcPr>
+            <w:tcW w:type="auto" w:w="0"/>
+          </w:tcPr>
+          <w:p>
+            <w:pPr>
+              <w:keepNext/>
+              <w:spacing w:after="0" w:line="240" w:lineRule="auto"/>
+            </w:pPr>
+            <w:r>
+              <w:rPr>
+                <w:rFonts w:ascii="Times New Roman" w:hAnsi="Times New Roman" w:cs="Times New Roman" w:eastAsia="標楷體"/>
+                <w:b w:val="0"/>
+                <w:sz w:val="20"/>
+              </w:rPr>
+              <w:t>不成立</w:t>
+            </w:r>
+          </w:p>
+        </w:tc>
+      </w:tr>
+      <w:tr>
+        <w:trPr>
+          <w:cantSplit/>
+        </w:trPr>
+        <w:tc>
+          <w:tcPr>
+            <w:tcW w:type="auto" w:w="0"/>
+          </w:tcPr>
+          <w:p>
+            <w:pPr>
+              <w:keepNext/>
+              <w:spacing w:after="0" w:line="240" w:lineRule="auto"/>
+            </w:pPr>
+            <w:r>
+              <w:rPr>
+                <w:rFonts w:ascii="Times New Roman" w:hAnsi="Times New Roman" w:cs="Times New Roman" w:eastAsia="標楷體"/>
+                <w:b w:val="0"/>
+                <w:sz w:val="20"/>
+              </w:rPr>
+              <w:t>代謝 對 兩者皆非</w:t>
+            </w:r>
+          </w:p>
+        </w:tc>
+        <w:tc>
+          <w:tcPr>
+            <w:tcW w:type="auto" w:w="0"/>
+          </w:tcPr>
+          <w:p>
+            <w:pPr>
+              <w:keepNext/>
+              <w:spacing w:after="0" w:line="240" w:lineRule="auto"/>
+            </w:pPr>
+            <w:r>
+              <w:rPr>
+                <w:rFonts w:ascii="Times New Roman" w:hAnsi="Times New Roman" w:cs="Times New Roman" w:eastAsia="標楷體"/>
+                <w:b w:val="0"/>
+                <w:sz w:val="20"/>
+              </w:rPr>
+              <w:t>C2</w:t>
+            </w:r>
+          </w:p>
+        </w:tc>
+        <w:tc>
+          <w:tcPr>
+            <w:tcW w:type="auto" w:w="0"/>
+          </w:tcPr>
+          <w:p>
+            <w:pPr>
+              <w:keepNext/>
+              <w:spacing w:after="0" w:line="240" w:lineRule="auto"/>
+            </w:pPr>
+            <w:r>
+              <w:rPr>
+                <w:rFonts w:ascii="Times New Roman" w:hAnsi="Times New Roman" w:cs="Times New Roman" w:eastAsia="標楷體"/>
+                <w:b w:val="0"/>
+                <w:sz w:val="20"/>
+              </w:rPr>
+              <w:t>DN 對 MCD、TMD（H1）</w:t>
+            </w:r>
+          </w:p>
+        </w:tc>
+        <w:tc>
+          <w:tcPr>
+            <w:tcW w:type="auto" w:w="0"/>
+          </w:tcPr>
+          <w:p>
+            <w:pPr>
+              <w:keepNext/>
+              <w:spacing w:after="0" w:line="240" w:lineRule="auto"/>
+            </w:pPr>
+            <w:r>
+              <w:rPr>
+                <w:rFonts w:ascii="Times New Roman" w:hAnsi="Times New Roman" w:cs="Times New Roman" w:eastAsia="標楷體"/>
+                <w:b w:val="0"/>
+                <w:sz w:val="20"/>
+              </w:rPr>
+              <w:t>5／7</w:t>
+            </w:r>
+          </w:p>
+        </w:tc>
+        <w:tc>
+          <w:tcPr>
+            <w:tcW w:type="auto" w:w="0"/>
+          </w:tcPr>
+          <w:p>
+            <w:pPr>
+              <w:keepNext/>
+              <w:spacing w:after="0" w:line="240" w:lineRule="auto"/>
+            </w:pPr>
+            <w:r>
+              <w:rPr>
+                <w:rFonts w:ascii="Times New Roman" w:hAnsi="Times New Roman" w:cs="Times New Roman" w:eastAsia="標楷體"/>
+                <w:b w:val="0"/>
+                <w:sz w:val="20"/>
+              </w:rPr>
+              <w:t>0.827（0.69–1.00）</w:t>
+            </w:r>
+          </w:p>
+        </w:tc>
+        <w:tc>
+          <w:tcPr>
+            <w:tcW w:type="auto" w:w="0"/>
+          </w:tcPr>
+          <w:p>
+            <w:pPr>
+              <w:keepNext/>
+              <w:spacing w:after="0" w:line="240" w:lineRule="auto"/>
+            </w:pPr>
+            <w:r>
+              <w:rPr>
+                <w:rFonts w:ascii="Times New Roman" w:hAnsi="Times New Roman" w:cs="Times New Roman" w:eastAsia="標楷體"/>
+                <w:b w:val="0"/>
+                <w:sz w:val="20"/>
+              </w:rPr>
+              <w:t>0.063</w:t>
+            </w:r>
+          </w:p>
+        </w:tc>
+        <w:tc>
+          <w:tcPr>
+            <w:tcW w:type="auto" w:w="0"/>
+          </w:tcPr>
+          <w:p>
+            <w:pPr>
+              <w:keepNext/>
+              <w:spacing w:after="0" w:line="240" w:lineRule="auto"/>
+            </w:pPr>
+            <w:r>
+              <w:rPr>
+                <w:rFonts w:ascii="Times New Roman" w:hAnsi="Times New Roman" w:cs="Times New Roman" w:eastAsia="標楷體"/>
+                <w:b w:val="0"/>
+                <w:sz w:val="20"/>
+              </w:rPr>
+              <w:t>0.651（0.22–0.94）</w:t>
+            </w:r>
+          </w:p>
+        </w:tc>
+        <w:tc>
+          <w:tcPr>
+            <w:tcW w:type="auto" w:w="0"/>
+          </w:tcPr>
+          <w:p>
+            <w:pPr>
+              <w:keepNext/>
+              <w:spacing w:after="0" w:line="240" w:lineRule="auto"/>
+            </w:pPr>
+            <w:r>
+              <w:rPr>
+                <w:rFonts w:ascii="Times New Roman" w:hAnsi="Times New Roman" w:cs="Times New Roman" w:eastAsia="標楷體"/>
+                <w:b w:val="0"/>
+                <w:sz w:val="20"/>
+              </w:rPr>
+              <w:t>0.245</w:t>
+            </w:r>
+          </w:p>
+        </w:tc>
+        <w:tc>
+          <w:tcPr>
+            <w:tcW w:type="auto" w:w="0"/>
+          </w:tcPr>
+          <w:p>
+            <w:pPr>
+              <w:keepNext/>
+              <w:spacing w:after="0" w:line="240" w:lineRule="auto"/>
+            </w:pPr>
+            <w:r>
+              <w:rPr>
+                <w:rFonts w:ascii="Times New Roman" w:hAnsi="Times New Roman" w:cs="Times New Roman" w:eastAsia="標楷體"/>
+                <w:b w:val="0"/>
+                <w:sz w:val="20"/>
+              </w:rPr>
+              <w:t>0.832／0.840</w:t>
+            </w:r>
+          </w:p>
+        </w:tc>
+        <w:tc>
+          <w:tcPr>
+            <w:tcW w:type="auto" w:w="0"/>
+          </w:tcPr>
+          <w:p>
+            <w:pPr>
+              <w:keepNext/>
+              <w:spacing w:after="0" w:line="240" w:lineRule="auto"/>
+            </w:pPr>
+            <w:r>
+              <w:rPr>
+                <w:rFonts w:ascii="Times New Roman" w:hAnsi="Times New Roman" w:cs="Times New Roman" w:eastAsia="標楷體"/>
+                <w:b w:val="0"/>
+                <w:sz w:val="20"/>
+              </w:rPr>
+              <w:t>不成立</w:t>
+            </w:r>
+          </w:p>
+        </w:tc>
+      </w:tr>
+      <w:tr>
+        <w:trPr>
+          <w:cantSplit/>
+        </w:trPr>
+        <w:tc>
+          <w:tcPr>
+            <w:tcW w:type="auto" w:w="0"/>
+          </w:tcPr>
+          <w:p>
+            <w:pPr>
+              <w:keepNext w:val="0"/>
+              <w:spacing w:after="0" w:line="240" w:lineRule="auto"/>
+            </w:pPr>
+            <w:r>
+              <w:rPr>
+                <w:rFonts w:ascii="Times New Roman" w:hAnsi="Times New Roman" w:cs="Times New Roman" w:eastAsia="標楷體"/>
+                <w:b w:val="0"/>
+                <w:sz w:val="20"/>
+              </w:rPr>
+              <w:t>免疫 對 免疫</w:t>
+            </w:r>
+          </w:p>
+        </w:tc>
+        <w:tc>
+          <w:tcPr>
+            <w:tcW w:type="auto" w:w="0"/>
+          </w:tcPr>
+          <w:p>
+            <w:pPr>
+              <w:keepNext w:val="0"/>
+              <w:spacing w:after="0" w:line="240" w:lineRule="auto"/>
+            </w:pPr>
+            <w:r>
+              <w:rPr>
+                <w:rFonts w:ascii="Times New Roman" w:hAnsi="Times New Roman" w:cs="Times New Roman" w:eastAsia="標楷體"/>
+                <w:b w:val="0"/>
+                <w:sz w:val="20"/>
+              </w:rPr>
+              <w:t>C3</w:t>
+            </w:r>
+          </w:p>
+        </w:tc>
+        <w:tc>
+          <w:tcPr>
+            <w:tcW w:type="auto" w:w="0"/>
+          </w:tcPr>
+          <w:p>
+            <w:pPr>
+              <w:keepNext w:val="0"/>
+              <w:spacing w:after="0" w:line="240" w:lineRule="auto"/>
+            </w:pPr>
+            <w:r>
+              <w:rPr>
+                <w:rFonts w:ascii="Times New Roman" w:hAnsi="Times New Roman" w:cs="Times New Roman" w:eastAsia="標楷體"/>
+                <w:b w:val="0"/>
+                <w:sz w:val="20"/>
+              </w:rPr>
+              <w:t>SLE 對 MN（H5）</w:t>
+            </w:r>
+          </w:p>
+        </w:tc>
+        <w:tc>
+          <w:tcPr>
+            <w:tcW w:type="auto" w:w="0"/>
+          </w:tcPr>
+          <w:p>
+            <w:pPr>
+              <w:keepNext w:val="0"/>
+              <w:spacing w:after="0" w:line="240" w:lineRule="auto"/>
+            </w:pPr>
+            <w:r>
+              <w:rPr>
+                <w:rFonts w:ascii="Times New Roman" w:hAnsi="Times New Roman" w:cs="Times New Roman" w:eastAsia="標楷體"/>
+                <w:b w:val="0"/>
+                <w:sz w:val="20"/>
+              </w:rPr>
+              <w:t>32／21</w:t>
+            </w:r>
+          </w:p>
+        </w:tc>
+        <w:tc>
+          <w:tcPr>
+            <w:tcW w:type="auto" w:w="0"/>
+          </w:tcPr>
+          <w:p>
+            <w:pPr>
+              <w:keepNext w:val="0"/>
+              <w:spacing w:after="0" w:line="240" w:lineRule="auto"/>
+            </w:pPr>
+            <w:r>
+              <w:rPr>
+                <w:rFonts w:ascii="Times New Roman" w:hAnsi="Times New Roman" w:cs="Times New Roman" w:eastAsia="標楷體"/>
+                <w:b w:val="0"/>
+                <w:sz w:val="20"/>
+              </w:rPr>
+              <w:t>0.985（0.96–1.00）</w:t>
+            </w:r>
+          </w:p>
+        </w:tc>
+        <w:tc>
+          <w:tcPr>
+            <w:tcW w:type="auto" w:w="0"/>
+          </w:tcPr>
+          <w:p>
+            <w:pPr>
+              <w:keepNext w:val="0"/>
+              <w:spacing w:after="0" w:line="240" w:lineRule="auto"/>
+            </w:pPr>
+            <w:r>
+              <w:rPr>
+                <w:rFonts w:ascii="Times New Roman" w:hAnsi="Times New Roman" w:cs="Times New Roman" w:eastAsia="標楷體"/>
+                <w:b w:val="0"/>
+                <w:sz w:val="20"/>
+              </w:rPr>
+              <w:t>&lt;0.001</w:t>
+            </w:r>
+          </w:p>
+        </w:tc>
+        <w:tc>
+          <w:tcPr>
+            <w:tcW w:type="auto" w:w="0"/>
+          </w:tcPr>
+          <w:p>
+            <w:pPr>
+              <w:keepNext w:val="0"/>
+              <w:spacing w:after="0" w:line="240" w:lineRule="auto"/>
+            </w:pPr>
+            <w:r>
+              <w:rPr>
+                <w:rFonts w:ascii="Times New Roman" w:hAnsi="Times New Roman" w:cs="Times New Roman" w:eastAsia="標楷體"/>
+                <w:b w:val="0"/>
+                <w:sz w:val="20"/>
+              </w:rPr>
+              <w:t>0.959（0.90–1.00）</w:t>
+            </w:r>
+          </w:p>
+        </w:tc>
+        <w:tc>
+          <w:tcPr>
+            <w:tcW w:type="auto" w:w="0"/>
+          </w:tcPr>
+          <w:p>
+            <w:pPr>
+              <w:keepNext w:val="0"/>
+              <w:spacing w:after="0" w:line="240" w:lineRule="auto"/>
+            </w:pPr>
+            <w:r>
+              <w:rPr>
+                <w:rFonts w:ascii="Times New Roman" w:hAnsi="Times New Roman" w:cs="Times New Roman" w:eastAsia="標楷體"/>
+                <w:b w:val="0"/>
+                <w:sz w:val="20"/>
+              </w:rPr>
+              <w:t>&lt;0.001</w:t>
+            </w:r>
+          </w:p>
+        </w:tc>
+        <w:tc>
+          <w:tcPr>
+            <w:tcW w:type="auto" w:w="0"/>
+          </w:tcPr>
+          <w:p>
+            <w:pPr>
+              <w:keepNext w:val="0"/>
+              <w:spacing w:after="0" w:line="240" w:lineRule="auto"/>
+            </w:pPr>
+            <w:r>
+              <w:rPr>
+                <w:rFonts w:ascii="Times New Roman" w:hAnsi="Times New Roman" w:cs="Times New Roman" w:eastAsia="標楷體"/>
+                <w:b w:val="0"/>
+                <w:sz w:val="20"/>
+              </w:rPr>
+              <w:t>0.960／0.913</w:t>
+            </w:r>
+          </w:p>
+        </w:tc>
+        <w:tc>
+          <w:tcPr>
+            <w:tcW w:type="auto" w:w="0"/>
+          </w:tcPr>
+          <w:p>
+            <w:pPr>
+              <w:keepNext w:val="0"/>
+              <w:spacing w:after="0" w:line="240" w:lineRule="auto"/>
+            </w:pPr>
+            <w:r>
+              <w:rPr>
+                <w:rFonts w:ascii="Times New Roman" w:hAnsi="Times New Roman" w:cs="Times New Roman" w:eastAsia="標楷體"/>
+                <w:b w:val="0"/>
+                <w:sz w:val="20"/>
+              </w:rPr>
+              <w:t>成立</w:t>
+            </w:r>
+          </w:p>
+        </w:tc>
+      </w:tr>
+    </w:tbl>
+    <w:p>
+      <w:pPr>
+        <w:spacing w:after="0"/>
+      </w:pPr>
+    </w:p>
+    <w:p>
+      <w:pPr>
+        <w:jc w:val="both"/>
+      </w:pPr>
+      <w:r>
+        <w:rPr>
+          <w:rFonts w:ascii="Times New Roman" w:hAnsi="Times New Roman" w:cs="Times New Roman" w:eastAsia="標楷體"/>
+          <w:b w:val="0"/>
+          <w:sz w:val="24"/>
+        </w:rPr>
+        <w:t>95% CI 只取第一次重複；置換檢定 1,000 次（最小可能 p＝1/1001）。B1–B3 為修正一，C1–C3 為修正二；跨任務未校正多重比較。</w:t>
+      </w:r>
+    </w:p>
+    <w:p>
+      <w:pPr>
+        <w:spacing w:after="60"/>
+        <w:ind w:left="510" w:hanging="340"/>
+      </w:pPr>
+      <w:r>
+        <w:rPr>
+          <w:rFonts w:ascii="Times New Roman" w:hAnsi="Times New Roman" w:cs="Times New Roman" w:eastAsia="標楷體"/>
+          <w:sz w:val="24"/>
+        </w:rPr>
+        <w:t xml:space="preserve">1. </w:t>
+      </w:r>
+      <w:r>
+        <w:rPr>
+          <w:rFonts w:ascii="Times New Roman" w:hAnsi="Times New Roman" w:cs="Times New Roman" w:eastAsia="標楷體"/>
+          <w:b/>
+          <w:sz w:val="24"/>
+        </w:rPr>
+        <w:t>代謝方向本身未達判定。</w:t>
+      </w:r>
+      <w:r>
+        <w:rPr>
+          <w:rFonts w:ascii="Times New Roman" w:hAnsi="Times New Roman" w:cs="Times New Roman" w:eastAsia="標楷體"/>
+          <w:b w:val="0"/>
+          <w:sz w:val="24"/>
+        </w:rPr>
+        <w:t xml:space="preserve"> C1 糖尿病腎病變 7 例、C2 只有 5 例；點估計 0.65–0.83、腎小管間質重做 0.76–0.84，但置換 p 都在 0.06 以上，C2 全基因模型 95% CI 下界只有 0.22。這是例數不足下的「無法確認」，不是「確認沒有差異」。</w:t>
+      </w:r>
+    </w:p>
+    <w:p>
+      <w:pPr>
+        <w:spacing w:after="60"/>
+        <w:ind w:left="510" w:hanging="340"/>
+      </w:pPr>
+      <w:r>
+        <w:rPr>
+          <w:rFonts w:ascii="Times New Roman" w:hAnsi="Times New Roman" w:cs="Times New Roman" w:eastAsia="標楷體"/>
+          <w:sz w:val="24"/>
+        </w:rPr>
+        <w:t xml:space="preserve">2. </w:t>
+      </w:r>
+      <w:r>
+        <w:rPr>
+          <w:rFonts w:ascii="Times New Roman" w:hAnsi="Times New Roman" w:cs="Times New Roman" w:eastAsia="標楷體"/>
+          <w:b/>
+          <w:sz w:val="24"/>
+        </w:rPr>
+        <w:t>糖尿病腎病變切片也有發炎。</w:t>
+      </w:r>
+      <w:r>
+        <w:rPr>
+          <w:rFonts w:ascii="Times New Roman" w:hAnsi="Times New Roman" w:cs="Times New Roman" w:eastAsia="標楷體"/>
+          <w:b w:val="0"/>
+          <w:sz w:val="24"/>
+        </w:rPr>
+        <w:t xml:space="preserve"> 兩批都以補體、單核巨噬細胞、T 細胞路徑較高（C1 單路徑 AUROC 0.830、0.857、0.816），干擾素反而較低（0.408）。這與 B2 免疫路徑模型分不開 ANCA 與糖尿病腎病變一致，發炎路徑不能拿來區分免疫與代謝方向。</w:t>
+      </w:r>
+    </w:p>
+    <w:p>
+      <w:pPr>
+        <w:spacing w:after="60"/>
+        <w:ind w:left="510" w:hanging="340"/>
+      </w:pPr>
+      <w:r>
+        <w:rPr>
+          <w:rFonts w:ascii="Times New Roman" w:hAnsi="Times New Roman" w:cs="Times New Roman" w:eastAsia="標楷體"/>
+          <w:sz w:val="24"/>
+        </w:rPr>
+        <w:t xml:space="preserve">3. </w:t>
+      </w:r>
+      <w:r>
+        <w:rPr>
+          <w:rFonts w:ascii="Times New Roman" w:hAnsi="Times New Roman" w:cs="Times New Roman" w:eastAsia="標楷體"/>
+          <w:b/>
+          <w:sz w:val="24"/>
+        </w:rPr>
+        <w:t>干擾素訊號專屬狼瘡成立。</w:t>
+      </w:r>
+      <w:r>
+        <w:rPr>
+          <w:rFonts w:ascii="Times New Roman" w:hAnsi="Times New Roman" w:cs="Times New Roman" w:eastAsia="標楷體"/>
+          <w:b w:val="0"/>
+          <w:sz w:val="24"/>
+        </w:rPr>
+        <w:t xml:space="preserve"> C3 路徑模型 0.985、全基因模型 0.959；干擾素單路徑 0.958（95% CI 0.90–1.00，置換 10,000 次 p &lt;0.001），腎小管間質 0.975；路徑模型高於隨機基因集第 95 百分位（0.988 對 0.863）。SLE 與 MN 同屬免疫複合體腎病，差在干擾素。</w:t>
+      </w:r>
+    </w:p>
+    <w:p>
+      <w:pPr>
+        <w:spacing w:after="60"/>
+        <w:ind w:left="510" w:hanging="340"/>
+      </w:pPr>
+      <w:r>
+        <w:rPr>
+          <w:rFonts w:ascii="Times New Roman" w:hAnsi="Times New Roman" w:cs="Times New Roman" w:eastAsia="標楷體"/>
+          <w:sz w:val="24"/>
+        </w:rPr>
+        <w:t xml:space="preserve">4. </w:t>
+      </w:r>
+      <w:r>
+        <w:rPr>
+          <w:rFonts w:ascii="Times New Roman" w:hAnsi="Times New Roman" w:cs="Times New Roman" w:eastAsia="標楷體"/>
+          <w:b w:val="0"/>
+          <w:sz w:val="24"/>
+        </w:rPr>
+        <w:t>三方向合起來看，免疫對非免疫可分；免疫對代謝只有全基因模型可分（事後規則）；代謝對兩者皆非未達判定；免疫病之間可由干擾素分開。</w:t>
+      </w:r>
+    </w:p>
+    <w:p>
+      <w:pPr>
+        <w:keepNext/>
+        <w:jc w:val="center"/>
+      </w:pPr>
+      <w:r>
+        <w:drawing>
+          <wp:inline xmlns:a="http://schemas.openxmlformats.org/drawingml/2006/main" xmlns:pic="http://schemas.openxmlformats.org/drawingml/2006/picture">
+            <wp:extent cx="5580000" cy="4462332"/>
+            <wp:docPr id="2" name="Picture 2"/>
+            <wp:cNvGraphicFramePr>
+              <a:graphicFrameLocks noChangeAspect="1"/>
+            </wp:cNvGraphicFramePr>
+            <a:graphic>
+              <a:graphicData uri="http://schemas.openxmlformats.org/drawingml/2006/picture">
+                <pic:pic>
+                  <pic:nvPicPr>
+                    <pic:cNvPr id="0" name="fig_three_direction.png"/>
+                    <pic:cNvPicPr/>
+                  </pic:nvPicPr>
+                  <pic:blipFill>
+                    <a:blip r:embed="rId10"/>
+                    <a:stretch>
+                      <a:fillRect/>
+                    </a:stretch>
+                  </pic:blipFill>
+                  <pic:spPr>
+                    <a:xfrm>
+                      <a:off x="0" y="0"/>
+                      <a:ext cx="5580000" cy="4462332"/>
+                    </a:xfrm>
+                    <a:prstGeom prst="rect"/>
+                  </pic:spPr>
+                </pic:pic>
+              </a:graphicData>
+            </a:graphic>
+          </wp:inline>
+        </w:drawing>
+      </w:r>
+    </w:p>
+    <w:p>
+      <w:pPr>
+        <w:keepNext/>
+        <w:spacing w:before="360" w:after="120"/>
+      </w:pPr>
+      <w:r>
+        <w:rPr>
+          <w:rFonts w:ascii="Times New Roman" w:hAnsi="Times New Roman" w:cs="Times New Roman" w:eastAsia="標楷體"/>
+          <w:b/>
+          <w:sz w:val="32"/>
+        </w:rPr>
+        <w:t>七、事前計畫為何失效（照實報告）</w:t>
       </w:r>
     </w:p>
     <w:p>
@@ -4945,7 +6619,7 @@
           <w:b/>
           <w:sz w:val="32"/>
         </w:rPr>
-        <w:t>七、限制</w:t>
+        <w:t>八、限制</w:t>
       </w:r>
     </w:p>
     <w:p>
@@ -5085,7 +6759,7 @@
           <w:b/>
           <w:sz w:val="32"/>
         </w:rPr>
-        <w:t>八、獨立檢驗</w:t>
+        <w:t>九、獨立檢驗</w:t>
       </w:r>
     </w:p>
     <w:p>
@@ -5114,7 +6788,7 @@
           <w:b w:val="0"/>
           <w:sz w:val="24"/>
         </w:rPr>
-        <w:t>。稽核建議、本報告尚未執行的同批次比較：代謝方向本身（H7 糖尿病腎病變對 FSGS／MCD；H1 糖尿病腎病變對 MCD／薄基底膜病），以及 H5 狼瘡腎炎對膜性腎病變。若要做，須先提交修正二再執行。</w:t>
+        <w:t>。稽核建議的同批次比較（代謝方向本身、狼瘡腎炎對膜性腎病變）已列為修正二並執行（第六節）；修正二的數字尚未經獨立重算。</w:t>
       </w:r>
     </w:p>
     <w:p>
@@ -5128,7 +6802,7 @@
           <w:b/>
           <w:sz w:val="32"/>
         </w:rPr>
-        <w:t>九、重現方式</w:t>
+        <w:t>十、重現方式</w:t>
       </w:r>
     </w:p>
     <w:p>
@@ -5157,6 +6831,20 @@
           <w:sz w:val="18"/>
         </w:rPr>
         <w:t>python immune_geo_batchsafe.py  # 修正一</w:t>
+      </w:r>
+    </w:p>
+    <w:p>
+      <w:pPr>
+        <w:spacing w:after="0" w:before="0" w:line="240" w:lineRule="auto"/>
+        <w:ind w:left="170"/>
+        <w:shd w:val="clear" w:color="auto" w:fill="F2F2F2"/>
+      </w:pPr>
+      <w:r>
+        <w:rPr>
+          <w:rFonts w:ascii="Consolas" w:hAnsi="Consolas" w:cs="Consolas" w:eastAsia="細明體"/>
+          <w:sz w:val="18"/>
+        </w:rPr>
+        <w:t>python immune_geo_amendment2.py  # 修正二</w:t>
       </w:r>
     </w:p>
     <w:p>
@@ -5202,7 +6890,7 @@
           <w:b w:val="0"/>
           <w:sz w:val="24"/>
         </w:rPr>
-        <w:t xml:space="preserve">計畫 SHA256：00f836c42fcee687…；修正一 SHA256：08a221db3f59600f…；資料五檔之 URL 與 SHA256 見 </w:t>
+        <w:t xml:space="preserve">計畫 SHA256：00f836c42fcee687…；修正一 SHA256：08a221db3f59600f…；修正二 SHA256：ac2645544584f237…；資料五檔之 URL 與 SHA256 見 </w:t>
       </w:r>
       <w:r>
         <w:rPr>
@@ -5222,7 +6910,7 @@
       </w:r>
     </w:p>
     <w:sectPr>
-      <w:footerReference w:type="default" r:id="rId10"/>
+      <w:footerReference w:type="default" r:id="rId11"/>
       <w:pgSz w:w="11906" w:h="16838"/>
       <w:pgMar w:top="1417" w:right="1417" w:bottom="1417" w:left="1417" w:header="720" w:footer="720" w:gutter="0"/>
       <w:cols w:space="720"/>
